--- a/CarBNB-Tester-Handoff-Guide.docx
+++ b/CarBNB-Tester-Handoff-Guide.docx
@@ -131,7 +131,7 @@
           <w:b/>
           <w:sz w:val="22"/>
         </w:rPr>
-        <w:t>https://car-bnb-eta.vercel.app</w:t>
+        <w:t>https://drivexp-eta.vercel.app</w:t>
       </w:r>
       <w:r>
         <w:rPr>
@@ -289,7 +289,7 @@
           <w:b/>
           <w:sz w:val="22"/>
         </w:rPr>
-        <w:t>https://car-bnb-eta.vercel.app/login</w:t>
+        <w:t>https://drivexp-eta.vercel.app/login</w:t>
       </w:r>
       <w:r>
         <w:rPr>
